--- a/output/theory-docs/06-信息使用场景设计.docx
+++ b/output/theory-docs/06-信息使用场景设计.docx
@@ -5,16 +5,41 @@
     <w:p>
       <w:pPr>
         <w:pStyle w:val="Heading1"/>
-        <w:jc w:val="left"/>
+        <w:jc w:val="center"/>
       </w:pPr>
       <w:r>
-        <w:rPr>
-          <w:rFonts w:ascii="Microsoft YaHei" w:hAnsi="Microsoft YaHei" w:eastAsia="Microsoft YaHei"/>
-          <w:b/>
-          <w:color w:val="1B365D"/>
-          <w:sz w:val="32"/>
-        </w:rPr>
-        <w:t>信息获取与使用场景矩阵</w:t>
+        <w:drawing>
+          <wp:inline xmlns:a="http://schemas.openxmlformats.org/drawingml/2006/main" xmlns:pic="http://schemas.openxmlformats.org/drawingml/2006/picture">
+            <wp:extent cx="5029200" cy="2235200"/>
+            <wp:docPr id="1" name="Picture 1"/>
+            <wp:cNvGraphicFramePr>
+              <a:graphicFrameLocks noChangeAspect="1"/>
+            </wp:cNvGraphicFramePr>
+            <a:graphic>
+              <a:graphicData uri="http://schemas.openxmlformats.org/drawingml/2006/picture">
+                <pic:pic>
+                  <pic:nvPicPr>
+                    <pic:cNvPr id="0" name="06-信息使用场景设计_090.png"/>
+                    <pic:cNvPicPr/>
+                  </pic:nvPicPr>
+                  <pic:blipFill>
+                    <a:blip r:embed="rId9"/>
+                    <a:stretch>
+                      <a:fillRect/>
+                    </a:stretch>
+                  </pic:blipFill>
+                  <pic:spPr>
+                    <a:xfrm>
+                      <a:off x="0" y="0"/>
+                      <a:ext cx="5029200" cy="2235200"/>
+                    </a:xfrm>
+                    <a:prstGeom prst="rect"/>
+                  </pic:spPr>
+                </pic:pic>
+              </a:graphicData>
+            </a:graphic>
+          </wp:inline>
+        </w:drawing>
       </w:r>
     </w:p>
     <w:p>
@@ -34,56 +59,160 @@
     </w:p>
     <w:p>
       <w:pPr>
-        <w:jc w:val="both"/>
+        <w:jc w:val="center"/>
       </w:pPr>
       <w:r>
-        <w:rPr>
-          <w:rFonts w:ascii="Microsoft YaHei" w:hAnsi="Microsoft YaHei" w:eastAsia="Microsoft YaHei"/>
-          <w:sz w:val="21"/>
-        </w:rPr>
-        <w:t>目标：明确所有信息的获取方式、使用场景、使用对象、使用时机</w:t>
+        <w:drawing>
+          <wp:inline xmlns:a="http://schemas.openxmlformats.org/drawingml/2006/main" xmlns:pic="http://schemas.openxmlformats.org/drawingml/2006/picture">
+            <wp:extent cx="5029200" cy="2235200"/>
+            <wp:docPr id="2" name="Picture 2"/>
+            <wp:cNvGraphicFramePr>
+              <a:graphicFrameLocks noChangeAspect="1"/>
+            </wp:cNvGraphicFramePr>
+            <a:graphic>
+              <a:graphicData uri="http://schemas.openxmlformats.org/drawingml/2006/picture">
+                <pic:pic>
+                  <pic:nvPicPr>
+                    <pic:cNvPr id="0" name="06-信息使用场景设计_091.png"/>
+                    <pic:cNvPicPr/>
+                  </pic:nvPicPr>
+                  <pic:blipFill>
+                    <a:blip r:embed="rId10"/>
+                    <a:stretch>
+                      <a:fillRect/>
+                    </a:stretch>
+                  </pic:blipFill>
+                  <pic:spPr>
+                    <a:xfrm>
+                      <a:off x="0" y="0"/>
+                      <a:ext cx="5029200" cy="2235200"/>
+                    </a:xfrm>
+                    <a:prstGeom prst="rect"/>
+                  </pic:spPr>
+                </pic:pic>
+              </a:graphicData>
+            </a:graphic>
+          </wp:inline>
+        </w:drawing>
       </w:r>
     </w:p>
     <w:p>
       <w:pPr>
-        <w:jc w:val="both"/>
+        <w:jc w:val="center"/>
       </w:pPr>
       <w:r>
-        <w:rPr>
-          <w:rFonts w:ascii="Microsoft YaHei" w:hAnsi="Microsoft YaHei" w:eastAsia="Microsoft YaHei"/>
-          <w:sz w:val="21"/>
-        </w:rPr>
-        <w:t>核心价值：确保信息采集的针对性和信息使用的有效性</w:t>
+        <w:drawing>
+          <wp:inline xmlns:a="http://schemas.openxmlformats.org/drawingml/2006/main" xmlns:pic="http://schemas.openxmlformats.org/drawingml/2006/picture">
+            <wp:extent cx="5029200" cy="2235200"/>
+            <wp:docPr id="3" name="Picture 3"/>
+            <wp:cNvGraphicFramePr>
+              <a:graphicFrameLocks noChangeAspect="1"/>
+            </wp:cNvGraphicFramePr>
+            <a:graphic>
+              <a:graphicData uri="http://schemas.openxmlformats.org/drawingml/2006/picture">
+                <pic:pic>
+                  <pic:nvPicPr>
+                    <pic:cNvPr id="0" name="06-信息使用场景设计_091.png"/>
+                    <pic:cNvPicPr/>
+                  </pic:nvPicPr>
+                  <pic:blipFill>
+                    <a:blip r:embed="rId10"/>
+                    <a:stretch>
+                      <a:fillRect/>
+                    </a:stretch>
+                  </pic:blipFill>
+                  <pic:spPr>
+                    <a:xfrm>
+                      <a:off x="0" y="0"/>
+                      <a:ext cx="5029200" cy="2235200"/>
+                    </a:xfrm>
+                    <a:prstGeom prst="rect"/>
+                  </pic:spPr>
+                </pic:pic>
+              </a:graphicData>
+            </a:graphic>
+          </wp:inline>
+        </w:drawing>
       </w:r>
     </w:p>
     <w:p>
       <w:pPr>
         <w:pStyle w:val="Heading2"/>
-        <w:jc w:val="left"/>
+        <w:jc w:val="center"/>
       </w:pPr>
       <w:r>
-        <w:rPr>
-          <w:rFonts w:ascii="Microsoft YaHei" w:hAnsi="Microsoft YaHei" w:eastAsia="Microsoft YaHei"/>
-          <w:b/>
-          <w:color w:val="1B365D"/>
-          <w:sz w:val="28"/>
-        </w:rPr>
-        <w:t>二、信息获取与使用场景矩阵</w:t>
+        <w:drawing>
+          <wp:inline xmlns:a="http://schemas.openxmlformats.org/drawingml/2006/main" xmlns:pic="http://schemas.openxmlformats.org/drawingml/2006/picture">
+            <wp:extent cx="5029200" cy="2235200"/>
+            <wp:docPr id="6" name="Picture 6"/>
+            <wp:cNvGraphicFramePr>
+              <a:graphicFrameLocks noChangeAspect="1"/>
+            </wp:cNvGraphicFramePr>
+            <a:graphic>
+              <a:graphicData uri="http://schemas.openxmlformats.org/drawingml/2006/picture">
+                <pic:pic>
+                  <pic:nvPicPr>
+                    <pic:cNvPr id="0" name="06-信息使用场景设计_091.png"/>
+                    <pic:cNvPicPr/>
+                  </pic:nvPicPr>
+                  <pic:blipFill>
+                    <a:blip r:embed="rId10"/>
+                    <a:stretch>
+                      <a:fillRect/>
+                    </a:stretch>
+                  </pic:blipFill>
+                  <pic:spPr>
+                    <a:xfrm>
+                      <a:off x="0" y="0"/>
+                      <a:ext cx="5029200" cy="2235200"/>
+                    </a:xfrm>
+                    <a:prstGeom prst="rect"/>
+                  </pic:spPr>
+                </pic:pic>
+              </a:graphicData>
+            </a:graphic>
+          </wp:inline>
+        </w:drawing>
       </w:r>
     </w:p>
     <w:p>
       <w:pPr>
         <w:pStyle w:val="Heading3"/>
-        <w:jc w:val="left"/>
+        <w:jc w:val="center"/>
       </w:pPr>
       <w:r>
-        <w:rPr>
-          <w:rFonts w:ascii="Microsoft YaHei" w:hAnsi="Microsoft YaHei" w:eastAsia="Microsoft YaHei"/>
-          <w:b/>
-          <w:color w:val="2E5A4C"/>
-          <w:sz w:val="24"/>
-        </w:rPr>
-        <w:t>2.1 小区信息</w:t>
+        <w:drawing>
+          <wp:inline xmlns:a="http://schemas.openxmlformats.org/drawingml/2006/main" xmlns:pic="http://schemas.openxmlformats.org/drawingml/2006/picture">
+            <wp:extent cx="5029200" cy="2235200"/>
+            <wp:docPr id="4" name="Picture 4"/>
+            <wp:cNvGraphicFramePr>
+              <a:graphicFrameLocks noChangeAspect="1"/>
+            </wp:cNvGraphicFramePr>
+            <a:graphic>
+              <a:graphicData uri="http://schemas.openxmlformats.org/drawingml/2006/picture">
+                <pic:pic>
+                  <pic:nvPicPr>
+                    <pic:cNvPr id="0" name="06-信息使用场景设计_091.png"/>
+                    <pic:cNvPicPr/>
+                  </pic:nvPicPr>
+                  <pic:blipFill>
+                    <a:blip r:embed="rId10"/>
+                    <a:stretch>
+                      <a:fillRect/>
+                    </a:stretch>
+                  </pic:blipFill>
+                  <pic:spPr>
+                    <a:xfrm>
+                      <a:off x="0" y="0"/>
+                      <a:ext cx="5029200" cy="2235200"/>
+                    </a:xfrm>
+                    <a:prstGeom prst="rect"/>
+                  </pic:spPr>
+                </pic:pic>
+              </a:graphicData>
+            </a:graphic>
+          </wp:inline>
+        </w:drawing>
       </w:r>
     </w:p>
     <w:tbl>
@@ -1566,111 +1695,241 @@
     <w:p/>
     <w:p>
       <w:pPr>
-        <w:jc w:val="both"/>
+        <w:jc w:val="center"/>
       </w:pPr>
       <w:r>
-        <w:rPr>
-          <w:rFonts w:ascii="Microsoft YaHei" w:hAnsi="Microsoft YaHei" w:eastAsia="Microsoft YaHei"/>
-          <w:sz w:val="21"/>
-        </w:rPr>
-        <w:t>关键使用场景示例：</w:t>
+        <w:drawing>
+          <wp:inline xmlns:a="http://schemas.openxmlformats.org/drawingml/2006/main" xmlns:pic="http://schemas.openxmlformats.org/drawingml/2006/picture">
+            <wp:extent cx="5029200" cy="2235200"/>
+            <wp:docPr id="5" name="Picture 5"/>
+            <wp:cNvGraphicFramePr>
+              <a:graphicFrameLocks noChangeAspect="1"/>
+            </wp:cNvGraphicFramePr>
+            <a:graphic>
+              <a:graphicData uri="http://schemas.openxmlformats.org/drawingml/2006/picture">
+                <pic:pic>
+                  <pic:nvPicPr>
+                    <pic:cNvPr id="0" name="06-信息使用场景设计_094.png"/>
+                    <pic:cNvPicPr/>
+                  </pic:nvPicPr>
+                  <pic:blipFill>
+                    <a:blip r:embed="rId11"/>
+                    <a:stretch>
+                      <a:fillRect/>
+                    </a:stretch>
+                  </pic:blipFill>
+                  <pic:spPr>
+                    <a:xfrm>
+                      <a:off x="0" y="0"/>
+                      <a:ext cx="5029200" cy="2235200"/>
+                    </a:xfrm>
+                    <a:prstGeom prst="rect"/>
+                  </pic:spPr>
+                </pic:pic>
+              </a:graphicData>
+            </a:graphic>
+          </wp:inline>
+        </w:drawing>
       </w:r>
     </w:p>
     <w:p>
       <w:pPr>
-        <w:jc w:val="both"/>
+        <w:jc w:val="center"/>
       </w:pPr>
       <w:r>
-        <w:rPr>
-          <w:rFonts w:ascii="Microsoft YaHei" w:hAnsi="Microsoft YaHei" w:eastAsia="Microsoft YaHei"/>
-          <w:sz w:val="21"/>
-        </w:rPr>
-        <w:t>场景1：驻点前规划</w:t>
+        <w:drawing>
+          <wp:inline xmlns:a="http://schemas.openxmlformats.org/drawingml/2006/main" xmlns:pic="http://schemas.openxmlformats.org/drawingml/2006/picture">
+            <wp:extent cx="5029200" cy="2570480"/>
+            <wp:docPr id="7" name="Picture 7"/>
+            <wp:cNvGraphicFramePr>
+              <a:graphicFrameLocks noChangeAspect="1"/>
+            </wp:cNvGraphicFramePr>
+            <a:graphic>
+              <a:graphicData uri="http://schemas.openxmlformats.org/drawingml/2006/picture">
+                <pic:pic>
+                  <pic:nvPicPr>
+                    <pic:cNvPr id="0" name="06-信息使用场景设计_096.png"/>
+                    <pic:cNvPicPr/>
+                  </pic:nvPicPr>
+                  <pic:blipFill>
+                    <a:blip r:embed="rId12"/>
+                    <a:stretch>
+                      <a:fillRect/>
+                    </a:stretch>
+                  </pic:blipFill>
+                  <pic:spPr>
+                    <a:xfrm>
+                      <a:off x="0" y="0"/>
+                      <a:ext cx="5029200" cy="2570480"/>
+                    </a:xfrm>
+                    <a:prstGeom prst="rect"/>
+                  </pic:spPr>
+                </pic:pic>
+              </a:graphicData>
+            </a:graphic>
+          </wp:inline>
+        </w:drawing>
       </w:r>
     </w:p>
     <w:p>
       <w:pPr>
         <w:spacing w:before="120" w:after="120"/>
         <w:ind w:left="432"/>
+        <w:jc w:val="center"/>
       </w:pPr>
       <w:r>
-        <w:rPr>
-          <w:rFonts w:ascii="Courier New" w:hAnsi="Courier New"/>
-          <w:color w:val="646464"/>
-          <w:sz w:val="18"/>
-        </w:rPr>
-        <w:t>使用信息：</w:t>
-        <w:br/>
-        <w:t>- 小区名称、地址 → 导航到达</w:t>
-        <w:br/>
-        <w:t>- 总户数、商户数 → 评估工作量和重点</w:t>
-        <w:br/>
-        <w:t>- 配电房位置、数量 → 规划用电检查时间</w:t>
-        <w:br/>
-        <w:t>- 上次驻点时间 → 确定本次重点</w:t>
-        <w:br/>
-        <w:t>- 是否建立微信群 → 确认是否需要入群</w:t>
-        <w:br/>
-        <w:br/>
-        <w:t>使用时机：驻点前1天</w:t>
-        <w:br/>
-        <w:t>使用者：客户经理</w:t>
-        <w:br/>
-        <w:t>使用目的：制定驻点工作计划</w:t>
+        <w:drawing>
+          <wp:inline xmlns:a="http://schemas.openxmlformats.org/drawingml/2006/main" xmlns:pic="http://schemas.openxmlformats.org/drawingml/2006/picture">
+            <wp:extent cx="5029200" cy="2235200"/>
+            <wp:docPr id="8" name="Picture 8"/>
+            <wp:cNvGraphicFramePr>
+              <a:graphicFrameLocks noChangeAspect="1"/>
+            </wp:cNvGraphicFramePr>
+            <a:graphic>
+              <a:graphicData uri="http://schemas.openxmlformats.org/drawingml/2006/picture">
+                <pic:pic>
+                  <pic:nvPicPr>
+                    <pic:cNvPr id="0" name="06-信息使用场景设计_097.png"/>
+                    <pic:cNvPicPr/>
+                  </pic:nvPicPr>
+                  <pic:blipFill>
+                    <a:blip r:embed="rId13"/>
+                    <a:stretch>
+                      <a:fillRect/>
+                    </a:stretch>
+                  </pic:blipFill>
+                  <pic:spPr>
+                    <a:xfrm>
+                      <a:off x="0" y="0"/>
+                      <a:ext cx="5029200" cy="2235200"/>
+                    </a:xfrm>
+                    <a:prstGeom prst="rect"/>
+                  </pic:spPr>
+                </pic:pic>
+              </a:graphicData>
+            </a:graphic>
+          </wp:inline>
+        </w:drawing>
       </w:r>
     </w:p>
     <w:p>
       <w:pPr>
-        <w:jc w:val="both"/>
+        <w:jc w:val="center"/>
       </w:pPr>
       <w:r>
-        <w:rPr>
-          <w:rFonts w:ascii="Microsoft YaHei" w:hAnsi="Microsoft YaHei" w:eastAsia="Microsoft YaHei"/>
-          <w:sz w:val="21"/>
-        </w:rPr>
-        <w:t>场景2：社网共建对接</w:t>
+        <w:drawing>
+          <wp:inline xmlns:a="http://schemas.openxmlformats.org/drawingml/2006/main" xmlns:pic="http://schemas.openxmlformats.org/drawingml/2006/picture">
+            <wp:extent cx="5029200" cy="2235200"/>
+            <wp:docPr id="9" name="Picture 9"/>
+            <wp:cNvGraphicFramePr>
+              <a:graphicFrameLocks noChangeAspect="1"/>
+            </wp:cNvGraphicFramePr>
+            <a:graphic>
+              <a:graphicData uri="http://schemas.openxmlformats.org/drawingml/2006/picture">
+                <pic:pic>
+                  <pic:nvPicPr>
+                    <pic:cNvPr id="0" name="06-信息使用场景设计_091.png"/>
+                    <pic:cNvPicPr/>
+                  </pic:nvPicPr>
+                  <pic:blipFill>
+                    <a:blip r:embed="rId10"/>
+                    <a:stretch>
+                      <a:fillRect/>
+                    </a:stretch>
+                  </pic:blipFill>
+                  <pic:spPr>
+                    <a:xfrm>
+                      <a:off x="0" y="0"/>
+                      <a:ext cx="5029200" cy="2235200"/>
+                    </a:xfrm>
+                    <a:prstGeom prst="rect"/>
+                  </pic:spPr>
+                </pic:pic>
+              </a:graphicData>
+            </a:graphic>
+          </wp:inline>
+        </w:drawing>
       </w:r>
     </w:p>
     <w:p>
       <w:pPr>
         <w:spacing w:before="120" w:after="120"/>
         <w:ind w:left="432"/>
+        <w:jc w:val="center"/>
       </w:pPr>
       <w:r>
-        <w:rPr>
-          <w:rFonts w:ascii="Courier New" w:hAnsi="Courier New"/>
-          <w:color w:val="646464"/>
-          <w:sz w:val="18"/>
-        </w:rPr>
-        <w:t>使用信息：</w:t>
-        <w:br/>
-        <w:t>- 社区名称、联系人 → 对接对象</w:t>
-        <w:br/>
-        <w:t>- 小区地址 → 确定网格范围</w:t>
-        <w:br/>
-        <w:t>- 驻点次数 → 展示服务记录</w:t>
-        <w:br/>
-        <w:br/>
-        <w:t>使用时机：社网共建对接时</w:t>
-        <w:br/>
-        <w:t>使用者：客户经理/供电所</w:t>
-        <w:br/>
-        <w:t>使用目的：建立合作关系</w:t>
+        <w:drawing>
+          <wp:inline xmlns:a="http://schemas.openxmlformats.org/drawingml/2006/main" xmlns:pic="http://schemas.openxmlformats.org/drawingml/2006/picture">
+            <wp:extent cx="5029200" cy="2235200"/>
+            <wp:docPr id="10" name="Picture 10"/>
+            <wp:cNvGraphicFramePr>
+              <a:graphicFrameLocks noChangeAspect="1"/>
+            </wp:cNvGraphicFramePr>
+            <a:graphic>
+              <a:graphicData uri="http://schemas.openxmlformats.org/drawingml/2006/picture">
+                <pic:pic>
+                  <pic:nvPicPr>
+                    <pic:cNvPr id="0" name="06-信息使用场景设计_091.png"/>
+                    <pic:cNvPicPr/>
+                  </pic:nvPicPr>
+                  <pic:blipFill>
+                    <a:blip r:embed="rId10"/>
+                    <a:stretch>
+                      <a:fillRect/>
+                    </a:stretch>
+                  </pic:blipFill>
+                  <pic:spPr>
+                    <a:xfrm>
+                      <a:off x="0" y="0"/>
+                      <a:ext cx="5029200" cy="2235200"/>
+                    </a:xfrm>
+                    <a:prstGeom prst="rect"/>
+                  </pic:spPr>
+                </pic:pic>
+              </a:graphicData>
+            </a:graphic>
+          </wp:inline>
+        </w:drawing>
       </w:r>
     </w:p>
     <w:p>
       <w:pPr>
         <w:pStyle w:val="Heading3"/>
-        <w:jc w:val="left"/>
+        <w:jc w:val="center"/>
       </w:pPr>
       <w:r>
-        <w:rPr>
-          <w:rFonts w:ascii="Microsoft YaHei" w:hAnsi="Microsoft YaHei" w:eastAsia="Microsoft YaHei"/>
-          <w:b/>
-          <w:color w:val="2E5A4C"/>
-          <w:sz w:val="24"/>
-        </w:rPr>
-        <w:t>2.2 客户信息</w:t>
+        <w:drawing>
+          <wp:inline xmlns:a="http://schemas.openxmlformats.org/drawingml/2006/main" xmlns:pic="http://schemas.openxmlformats.org/drawingml/2006/picture">
+            <wp:extent cx="5029200" cy="2235200"/>
+            <wp:docPr id="11" name="Picture 11"/>
+            <wp:cNvGraphicFramePr>
+              <a:graphicFrameLocks noChangeAspect="1"/>
+            </wp:cNvGraphicFramePr>
+            <a:graphic>
+              <a:graphicData uri="http://schemas.openxmlformats.org/drawingml/2006/picture">
+                <pic:pic>
+                  <pic:nvPicPr>
+                    <pic:cNvPr id="0" name="06-信息使用场景设计_091.png"/>
+                    <pic:cNvPicPr/>
+                  </pic:nvPicPr>
+                  <pic:blipFill>
+                    <a:blip r:embed="rId10"/>
+                    <a:stretch>
+                      <a:fillRect/>
+                    </a:stretch>
+                  </pic:blipFill>
+                  <pic:spPr>
+                    <a:xfrm>
+                      <a:off x="0" y="0"/>
+                      <a:ext cx="5029200" cy="2235200"/>
+                    </a:xfrm>
+                    <a:prstGeom prst="rect"/>
+                  </pic:spPr>
+                </pic:pic>
+              </a:graphicData>
+            </a:graphic>
+          </wp:inline>
+        </w:drawing>
       </w:r>
     </w:p>
     <w:tbl>
@@ -3153,72 +3412,121 @@
     <w:p/>
     <w:p>
       <w:pPr>
-        <w:jc w:val="both"/>
+        <w:jc w:val="center"/>
       </w:pPr>
       <w:r>
-        <w:rPr>
-          <w:rFonts w:ascii="Microsoft YaHei" w:hAnsi="Microsoft YaHei" w:eastAsia="Microsoft YaHei"/>
-          <w:sz w:val="21"/>
-        </w:rPr>
-        <w:t>关键使用场景示例：</w:t>
+        <w:drawing>
+          <wp:inline xmlns:a="http://schemas.openxmlformats.org/drawingml/2006/main" xmlns:pic="http://schemas.openxmlformats.org/drawingml/2006/picture">
+            <wp:extent cx="5029200" cy="2235200"/>
+            <wp:docPr id="12" name="Picture 12"/>
+            <wp:cNvGraphicFramePr>
+              <a:graphicFrameLocks noChangeAspect="1"/>
+            </wp:cNvGraphicFramePr>
+            <a:graphic>
+              <a:graphicData uri="http://schemas.openxmlformats.org/drawingml/2006/picture">
+                <pic:pic>
+                  <pic:nvPicPr>
+                    <pic:cNvPr id="0" name="06-信息使用场景设计_091.png"/>
+                    <pic:cNvPicPr/>
+                  </pic:nvPicPr>
+                  <pic:blipFill>
+                    <a:blip r:embed="rId10"/>
+                    <a:stretch>
+                      <a:fillRect/>
+                    </a:stretch>
+                  </pic:blipFill>
+                  <pic:spPr>
+                    <a:xfrm>
+                      <a:off x="0" y="0"/>
+                      <a:ext cx="5029200" cy="2235200"/>
+                    </a:xfrm>
+                    <a:prstGeom prst="rect"/>
+                  </pic:spPr>
+                </pic:pic>
+              </a:graphicData>
+            </a:graphic>
+          </wp:inline>
+        </w:drawing>
       </w:r>
     </w:p>
     <w:p>
       <w:pPr>
-        <w:jc w:val="both"/>
+        <w:jc w:val="center"/>
       </w:pPr>
       <w:r>
-        <w:rPr>
-          <w:rFonts w:ascii="Microsoft YaHei" w:hAnsi="Microsoft YaHei" w:eastAsia="Microsoft YaHei"/>
-          <w:sz w:val="21"/>
-        </w:rPr>
-        <w:t>场景1：驻点前获取重点客户清单</w:t>
+        <w:drawing>
+          <wp:inline xmlns:a="http://schemas.openxmlformats.org/drawingml/2006/main" xmlns:pic="http://schemas.openxmlformats.org/drawingml/2006/picture">
+            <wp:extent cx="5029200" cy="2235200"/>
+            <wp:docPr id="13" name="Picture 13"/>
+            <wp:cNvGraphicFramePr>
+              <a:graphicFrameLocks noChangeAspect="1"/>
+            </wp:cNvGraphicFramePr>
+            <a:graphic>
+              <a:graphicData uri="http://schemas.openxmlformats.org/drawingml/2006/picture">
+                <pic:pic>
+                  <pic:nvPicPr>
+                    <pic:cNvPr id="0" name="06-信息使用场景设计_091.png"/>
+                    <pic:cNvPicPr/>
+                  </pic:nvPicPr>
+                  <pic:blipFill>
+                    <a:blip r:embed="rId10"/>
+                    <a:stretch>
+                      <a:fillRect/>
+                    </a:stretch>
+                  </pic:blipFill>
+                  <pic:spPr>
+                    <a:xfrm>
+                      <a:off x="0" y="0"/>
+                      <a:ext cx="5029200" cy="2235200"/>
+                    </a:xfrm>
+                    <a:prstGeom prst="rect"/>
+                  </pic:spPr>
+                </pic:pic>
+              </a:graphicData>
+            </a:graphic>
+          </wp:inline>
+        </w:drawing>
       </w:r>
     </w:p>
     <w:p>
       <w:pPr>
         <w:spacing w:before="120" w:after="120"/>
         <w:ind w:left="432"/>
+        <w:jc w:val="center"/>
       </w:pPr>
       <w:r>
-        <w:rPr>
-          <w:rFonts w:ascii="Courier New" w:hAnsi="Courier New"/>
-          <w:color w:val="646464"/>
-          <w:sz w:val="18"/>
-        </w:rPr>
-        <w:t>系统自动推送信息：</w:t>
-        <w:br/>
-        <w:t>- 敏感客户（近12月投诉≥1次）</w:t>
-        <w:br/>
-        <w:t xml:space="preserve">  使用信息：客户姓名、电话、地址、上次投诉时间、投诉内容</w:t>
-        <w:br/>
-        <w:t xml:space="preserve">  使用时机：驻点前1天</w:t>
-        <w:br/>
-        <w:t xml:space="preserve">  使用者：客户经理</w:t>
-        <w:br/>
-        <w:t xml:space="preserve">  使用目的：主动回访，了解满意度</w:t>
-        <w:br/>
-        <w:br/>
-        <w:t>- 频繁停电客户（近12月停电≥3次）</w:t>
-        <w:br/>
-        <w:t xml:space="preserve">  使用信息：客户姓名、电话、地址、停电次数、上次停电时间</w:t>
-        <w:br/>
-        <w:t xml:space="preserve">  使用时机：驻点前1天</w:t>
-        <w:br/>
-        <w:t xml:space="preserve">  使用者：客户经理</w:t>
-        <w:br/>
-        <w:t xml:space="preserve">  使用目的：解释说明，优先保障</w:t>
-        <w:br/>
-        <w:br/>
-        <w:t>- 特殊群体（独居老人、残疾人等）</w:t>
-        <w:br/>
-        <w:t xml:space="preserve">  使用信息：客户姓名、电话、地址、特殊类型、备注</w:t>
-        <w:br/>
-        <w:t xml:space="preserve">  使用时机：驻点前1天</w:t>
-        <w:br/>
-        <w:t xml:space="preserve">  使用者：客户经理</w:t>
-        <w:br/>
-        <w:t xml:space="preserve">  使用目的：上门关怀，安全检查</w:t>
+        <w:drawing>
+          <wp:inline xmlns:a="http://schemas.openxmlformats.org/drawingml/2006/main" xmlns:pic="http://schemas.openxmlformats.org/drawingml/2006/picture">
+            <wp:extent cx="5029200" cy="3241040"/>
+            <wp:docPr id="14" name="Picture 14"/>
+            <wp:cNvGraphicFramePr>
+              <a:graphicFrameLocks noChangeAspect="1"/>
+            </wp:cNvGraphicFramePr>
+            <a:graphic>
+              <a:graphicData uri="http://schemas.openxmlformats.org/drawingml/2006/picture">
+                <pic:pic>
+                  <pic:nvPicPr>
+                    <pic:cNvPr id="0" name="06-信息使用场景设计_103.png"/>
+                    <pic:cNvPicPr/>
+                  </pic:nvPicPr>
+                  <pic:blipFill>
+                    <a:blip r:embed="rId14"/>
+                    <a:stretch>
+                      <a:fillRect/>
+                    </a:stretch>
+                  </pic:blipFill>
+                  <pic:spPr>
+                    <a:xfrm>
+                      <a:off x="0" y="0"/>
+                      <a:ext cx="5029200" cy="3241040"/>
+                    </a:xfrm>
+                    <a:prstGeom prst="rect"/>
+                  </pic:spPr>
+                </pic:pic>
+              </a:graphicData>
+            </a:graphic>
+          </wp:inline>
+        </w:drawing>
       </w:r>
     </w:p>
     <w:p>
